--- a/docs/word/系统设计说明书.docx
+++ b/docs/word/系统设计说明书.docx
@@ -4151,8 +4151,8 @@
         </w:tblBorders>
       </w:tblPr>
       <w:tblGrid>
-        <w:gridCol w:w="2464"/>
-        <w:gridCol w:w="6562"/>
+        <w:gridCol w:w="2352"/>
+        <w:gridCol w:w="6674"/>
       </w:tblGrid>
       <w:tr>
         <w:trPr>
@@ -4161,7 +4161,7 @@
         </w:trPr>
         <w:tc>
           <w:tcPr>
-            <w:tcW w:type="dxa" w:w="2464"/>
+            <w:tcW w:type="dxa" w:w="2352"/>
             <w:tcBorders>
               <w:top w:val="single" w:color="A6B4C8" w:sz="4"/>
               <w:left w:val="single" w:color="A6B4C8" w:sz="4"/>
@@ -4195,7 +4195,7 @@
         </w:tc>
         <w:tc>
           <w:tcPr>
-            <w:tcW w:type="dxa" w:w="6562"/>
+            <w:tcW w:type="dxa" w:w="6674"/>
             <w:tcBorders>
               <w:top w:val="single" w:color="A6B4C8" w:sz="4"/>
               <w:left w:val="single" w:color="A6B4C8" w:sz="4"/>
@@ -4235,7 +4235,7 @@
         </w:trPr>
         <w:tc>
           <w:tcPr>
-            <w:tcW w:type="dxa" w:w="2464"/>
+            <w:tcW w:type="dxa" w:w="2352"/>
             <w:tcBorders>
               <w:top w:val="single" w:color="A6B4C8" w:sz="4"/>
               <w:left w:val="single" w:color="A6B4C8" w:sz="4"/>
@@ -4266,32 +4266,32 @@
         </w:tc>
         <w:tc>
           <w:tcPr>
-            <w:tcW w:type="dxa" w:w="6562"/>
-            <w:tcBorders>
-              <w:top w:val="single" w:color="A6B4C8" w:sz="4"/>
-              <w:left w:val="single" w:color="A6B4C8" w:sz="4"/>
-              <w:bottom w:val="single" w:color="A6B4C8" w:sz="4"/>
-              <w:right w:val="single" w:color="A6B4C8" w:sz="4"/>
-            </w:tcBorders>
-            <w:tcMar>
-              <w:top w:type="dxa" w:w="40"/>
-              <w:left w:type="dxa" w:w="80"/>
-              <w:bottom w:type="dxa" w:w="40"/>
-              <w:right w:type="dxa" w:w="80"/>
-            </w:tcMar>
-          </w:tcPr>
-          <w:p>
-            <w:pPr>
-              <w:spacing w:line="276"/>
-              <w:jc w:val="left"/>
-            </w:pPr>
-            <w:r>
-              <w:rPr>
-                <w:rFonts w:ascii="Times New Roman" w:hAnsi="Times New Roman" w:eastAsia="宋体"/>
-                <w:sz w:val="19"/>
-                <w:szCs w:val="19"/>
-              </w:rPr>
-              <w:t xml:space="preserve">CentOS 7 / 8 / Stream（aarch64 / x86_64），Python 3.8+，PostgreSQL 10+</w:t>
+            <w:tcW w:type="dxa" w:w="6674"/>
+            <w:tcBorders>
+              <w:top w:val="single" w:color="A6B4C8" w:sz="4"/>
+              <w:left w:val="single" w:color="A6B4C8" w:sz="4"/>
+              <w:bottom w:val="single" w:color="A6B4C8" w:sz="4"/>
+              <w:right w:val="single" w:color="A6B4C8" w:sz="4"/>
+            </w:tcBorders>
+            <w:tcMar>
+              <w:top w:type="dxa" w:w="40"/>
+              <w:left w:type="dxa" w:w="80"/>
+              <w:bottom w:type="dxa" w:w="40"/>
+              <w:right w:type="dxa" w:w="80"/>
+            </w:tcMar>
+          </w:tcPr>
+          <w:p>
+            <w:pPr>
+              <w:spacing w:line="276"/>
+              <w:jc w:val="left"/>
+            </w:pPr>
+            <w:r>
+              <w:rPr>
+                <w:rFonts w:ascii="Times New Roman" w:hAnsi="Times New Roman" w:eastAsia="宋体"/>
+                <w:sz w:val="19"/>
+                <w:szCs w:val="19"/>
+              </w:rPr>
+              <w:t xml:space="preserve">CentOS 7 / 8 / Stream（aarch64 / x86_64），Python 3.8+，PostgreSQL 10+ 或人大金仓 KingbaseES V8R6</w:t>
             </w:r>
           </w:p>
         </w:tc>
@@ -4303,7 +4303,7 @@
         </w:trPr>
         <w:tc>
           <w:tcPr>
-            <w:tcW w:type="dxa" w:w="2464"/>
+            <w:tcW w:type="dxa" w:w="2352"/>
             <w:tcBorders>
               <w:top w:val="single" w:color="A6B4C8" w:sz="4"/>
               <w:left w:val="single" w:color="A6B4C8" w:sz="4"/>
@@ -4334,7 +4334,7 @@
         </w:tc>
         <w:tc>
           <w:tcPr>
-            <w:tcW w:type="dxa" w:w="6562"/>
+            <w:tcW w:type="dxa" w:w="6674"/>
             <w:tcBorders>
               <w:top w:val="single" w:color="A6B4C8" w:sz="4"/>
               <w:left w:val="single" w:color="A6B4C8" w:sz="4"/>
@@ -4371,7 +4371,7 @@
         </w:trPr>
         <w:tc>
           <w:tcPr>
-            <w:tcW w:type="dxa" w:w="2464"/>
+            <w:tcW w:type="dxa" w:w="2352"/>
             <w:tcBorders>
               <w:top w:val="single" w:color="A6B4C8" w:sz="4"/>
               <w:left w:val="single" w:color="A6B4C8" w:sz="4"/>
@@ -4402,7 +4402,7 @@
         </w:tc>
         <w:tc>
           <w:tcPr>
-            <w:tcW w:type="dxa" w:w="6562"/>
+            <w:tcW w:type="dxa" w:w="6674"/>
             <w:tcBorders>
               <w:top w:val="single" w:color="A6B4C8" w:sz="4"/>
               <w:left w:val="single" w:color="A6B4C8" w:sz="4"/>
@@ -19124,7 +19124,41 @@
           <w:sz w:val="24"/>
           <w:szCs w:val="24"/>
         </w:rPr>
-        <w:t xml:space="preserve">（单进程），与 PostgreSQL 同机或分开部署；提供一键脚本、离线依赖包、Docker 三种方式。客户端按 CPU 架构分别打包为 </w:t>
+        <w:t xml:space="preserve">（单进程），与数据库（PostgreSQL 或人大金仓）同机或分开部署；提供一键脚本、离线依赖包、Docker 三种方式。没有 root 权限的服务器可以部署在普通用户目录下，用启停脚本 </w:t>
+      </w:r>
+      <w:r>
+        <w:rPr>
+          <w:rFonts w:ascii="Consolas" w:hAnsi="Consolas" w:eastAsia="宋体"/>
+          <w:color w:val="8B1A1A"/>
+          <w:sz w:val="22"/>
+          <w:szCs w:val="22"/>
+        </w:rPr>
+        <w:t xml:space="preserve">ctl.sh</w:t>
+      </w:r>
+      <w:r>
+        <w:rPr>
+          <w:rFonts w:ascii="Times New Roman" w:hAnsi="Times New Roman" w:eastAsia="宋体"/>
+          <w:sz w:val="24"/>
+          <w:szCs w:val="24"/>
+        </w:rPr>
+        <w:t xml:space="preserve"> 和 crontab 代替 systemd。使用人大金仓时业务表建在独立 schema 下（配置项 </w:t>
+      </w:r>
+      <w:r>
+        <w:rPr>
+          <w:rFonts w:ascii="Consolas" w:hAnsi="Consolas" w:eastAsia="宋体"/>
+          <w:color w:val="8B1A1A"/>
+          <w:sz w:val="22"/>
+          <w:szCs w:val="22"/>
+        </w:rPr>
+        <w:t xml:space="preserve">database.schema</w:t>
+      </w:r>
+      <w:r>
+        <w:rPr>
+          <w:rFonts w:ascii="Times New Roman" w:hAnsi="Times New Roman" w:eastAsia="宋体"/>
+          <w:sz w:val="24"/>
+          <w:szCs w:val="24"/>
+        </w:rPr>
+        <w:t xml:space="preserve">）。客户端按 CPU 架构分别打包为 </w:t>
       </w:r>
       <w:r>
         <w:rPr>
